--- a/Documentos Base/Sprint 9 documentacion/Sprint_09_Retrospectiva_ICARO_V2.docx
+++ b/Documentos Base/Sprint 9 documentacion/Sprint_09_Retrospectiva_ICARO_V2.docx
@@ -746,7 +746,55 @@
           <w:color w:val="000000"/>
           <w:sz w:val="20"/>
         </w:rPr>
-        <w:t>Implementar el módulo de Consumo en Obra con registro transaccional de materiales (tipo SALIDA), validaciones estrictas de seguridad (stock insuficiente → 422 STOCK_INSUFICIENTE, proyecto ajeno → 403 PROYECTO_NO_AUTORIZADO, proyecto inactivo → 422 PROYECTO_INACTIVO), garantía de que el stock nunca queda negativo, estrategia de sincronización offline gestionada desde el cliente (</w:t>
+        <w:t xml:space="preserve">Implementar el módulo de Consumo en Obra con registro transaccional de materiales (tipo SALIDA), validaciones estrictas de seguridad (stock insuficiente </w:t>
+      </w:r>
+      <w:r>
+        <w:rPr>
+          <w:rFonts w:ascii="Calibri" w:hAnsi="Calibri"/>
+          <w:color w:val="000000"/>
+          <w:sz w:val="20"/>
+        </w:rPr>
+        <w:t>,</w:t>
+      </w:r>
+      <w:r>
+        <w:rPr>
+          <w:rFonts w:ascii="Calibri" w:hAnsi="Calibri"/>
+          <w:color w:val="000000"/>
+          <w:sz w:val="20"/>
+        </w:rPr>
+        <w:t xml:space="preserve"> 422 STOCK_INSUFICIENTE, proyecto ajeno </w:t>
+      </w:r>
+      <w:r>
+        <w:rPr>
+          <w:rFonts w:ascii="Calibri" w:hAnsi="Calibri"/>
+          <w:color w:val="000000"/>
+          <w:sz w:val="20"/>
+        </w:rPr>
+        <w:t>,</w:t>
+      </w:r>
+      <w:r>
+        <w:rPr>
+          <w:rFonts w:ascii="Calibri" w:hAnsi="Calibri"/>
+          <w:color w:val="000000"/>
+          <w:sz w:val="20"/>
+        </w:rPr>
+        <w:t xml:space="preserve"> 403 PROYECTO_NO_AUTORIZADO, proyecto inactivo </w:t>
+      </w:r>
+      <w:r>
+        <w:rPr>
+          <w:rFonts w:ascii="Calibri" w:hAnsi="Calibri"/>
+          <w:color w:val="000000"/>
+          <w:sz w:val="20"/>
+        </w:rPr>
+        <w:t>,</w:t>
+      </w:r>
+      <w:r>
+        <w:rPr>
+          <w:rFonts w:ascii="Calibri" w:hAnsi="Calibri"/>
+          <w:color w:val="000000"/>
+          <w:sz w:val="20"/>
+        </w:rPr>
+        <w:t xml:space="preserve"> 422 PROYECTO_INACTIVO), garantía de que el stock nunca queda negativo, estrategia de sincronización offline gestionada desde el cliente (</w:t>
       </w:r>
       <w:proofErr w:type="spellStart"/>
       <w:r>
@@ -1438,7 +1486,21 @@
                 <w:rFonts w:ascii="Calibri" w:eastAsiaTheme="majorEastAsia" w:hAnsi="Calibri" w:cstheme="majorBidi"/>
                 <w:szCs w:val="28"/>
               </w:rPr>
-              <w:t>Verificación dentro de la transacción: asignación usuario → proyecto.</w:t>
+              <w:t xml:space="preserve">Verificación dentro de la transacción: asignación usuario </w:t>
+            </w:r>
+            <w:r>
+              <w:rPr>
+                <w:rFonts w:ascii="Calibri" w:eastAsiaTheme="majorEastAsia" w:hAnsi="Calibri" w:cstheme="majorBidi"/>
+                <w:szCs w:val="28"/>
+              </w:rPr>
+              <w:t>,</w:t>
+            </w:r>
+            <w:r>
+              <w:rPr>
+                <w:rFonts w:ascii="Calibri" w:eastAsiaTheme="majorEastAsia" w:hAnsi="Calibri" w:cstheme="majorBidi"/>
+                <w:szCs w:val="28"/>
+              </w:rPr>
+              <w:t xml:space="preserve"> proyecto.</w:t>
             </w:r>
           </w:p>
         </w:tc>
@@ -3945,7 +4007,23 @@
                 <w:color w:val="000000"/>
                 <w:sz w:val="18"/>
               </w:rPr>
-              <w:t>recepción→consumo</w:t>
+              <w:t>recepción</w:t>
+            </w:r>
+            <w:r>
+              <w:rPr>
+                <w:rFonts w:ascii="Calibri" w:hAnsi="Calibri"/>
+                <w:color w:val="000000"/>
+                <w:sz w:val="18"/>
+              </w:rPr>
+              <w:t>,</w:t>
+            </w:r>
+            <w:r>
+              <w:rPr>
+                <w:rFonts w:ascii="Calibri" w:hAnsi="Calibri"/>
+                <w:color w:val="000000"/>
+                <w:sz w:val="18"/>
+              </w:rPr>
+              <w:t>consumo</w:t>
             </w:r>
             <w:proofErr w:type="spellEnd"/>
             <w:r>
@@ -4209,7 +4287,39 @@
                 <w:color w:val="000000"/>
                 <w:sz w:val="18"/>
               </w:rPr>
-              <w:t xml:space="preserve">Implementar prueba E2E: crear requerimiento → aprobar → </w:t>
+              <w:t xml:space="preserve">Implementar prueba E2E: crear requerimiento </w:t>
+            </w:r>
+            <w:r>
+              <w:rPr>
+                <w:rFonts w:ascii="Calibri" w:hAnsi="Calibri"/>
+                <w:color w:val="000000"/>
+                <w:sz w:val="18"/>
+              </w:rPr>
+              <w:t>,</w:t>
+            </w:r>
+            <w:r>
+              <w:rPr>
+                <w:rFonts w:ascii="Calibri" w:hAnsi="Calibri"/>
+                <w:color w:val="000000"/>
+                <w:sz w:val="18"/>
+              </w:rPr>
+              <w:t xml:space="preserve"> aprobar </w:t>
+            </w:r>
+            <w:r>
+              <w:rPr>
+                <w:rFonts w:ascii="Calibri" w:hAnsi="Calibri"/>
+                <w:color w:val="000000"/>
+                <w:sz w:val="18"/>
+              </w:rPr>
+              <w:t>,</w:t>
+            </w:r>
+            <w:r>
+              <w:rPr>
+                <w:rFonts w:ascii="Calibri" w:hAnsi="Calibri"/>
+                <w:color w:val="000000"/>
+                <w:sz w:val="18"/>
+              </w:rPr>
+              <w:t xml:space="preserve"> </w:t>
             </w:r>
             <w:proofErr w:type="spellStart"/>
             <w:r>
@@ -4281,7 +4391,39 @@
                 <w:color w:val="000000"/>
                 <w:sz w:val="18"/>
               </w:rPr>
-              <w:t xml:space="preserve"> → aprobar → </w:t>
+              <w:t xml:space="preserve"> </w:t>
+            </w:r>
+            <w:r>
+              <w:rPr>
+                <w:rFonts w:ascii="Calibri" w:hAnsi="Calibri"/>
+                <w:color w:val="000000"/>
+                <w:sz w:val="18"/>
+              </w:rPr>
+              <w:t>,</w:t>
+            </w:r>
+            <w:r>
+              <w:rPr>
+                <w:rFonts w:ascii="Calibri" w:hAnsi="Calibri"/>
+                <w:color w:val="000000"/>
+                <w:sz w:val="18"/>
+              </w:rPr>
+              <w:t xml:space="preserve"> aprobar </w:t>
+            </w:r>
+            <w:r>
+              <w:rPr>
+                <w:rFonts w:ascii="Calibri" w:hAnsi="Calibri"/>
+                <w:color w:val="000000"/>
+                <w:sz w:val="18"/>
+              </w:rPr>
+              <w:t>,</w:t>
+            </w:r>
+            <w:r>
+              <w:rPr>
+                <w:rFonts w:ascii="Calibri" w:hAnsi="Calibri"/>
+                <w:color w:val="000000"/>
+                <w:sz w:val="18"/>
+              </w:rPr>
+              <w:t xml:space="preserve"> </w:t>
             </w:r>
             <w:proofErr w:type="spellStart"/>
             <w:r>
@@ -4299,7 +4441,23 @@
                 <w:color w:val="000000"/>
                 <w:sz w:val="18"/>
               </w:rPr>
-              <w:t xml:space="preserve"> → consumir) no se implementó en Sprint 09. Se extiende para Sprint 10 con el ciclo completo.</w:t>
+              <w:t xml:space="preserve"> </w:t>
+            </w:r>
+            <w:r>
+              <w:rPr>
+                <w:rFonts w:ascii="Calibri" w:hAnsi="Calibri"/>
+                <w:color w:val="000000"/>
+                <w:sz w:val="18"/>
+              </w:rPr>
+              <w:t>,</w:t>
+            </w:r>
+            <w:r>
+              <w:rPr>
+                <w:rFonts w:ascii="Calibri" w:hAnsi="Calibri"/>
+                <w:color w:val="000000"/>
+                <w:sz w:val="18"/>
+              </w:rPr>
+              <w:t xml:space="preserve"> consumir) no se implementó en Sprint 09. Se extiende para Sprint 10 con el ciclo completo.</w:t>
             </w:r>
           </w:p>
         </w:tc>
@@ -4700,7 +4858,25 @@
                 <w:sz w:val="24"/>
                 <w:szCs w:val="32"/>
               </w:rPr>
-              <w:t xml:space="preserve">Con Sprint 09 se cierra el ciclo: recepción transaccional (Sprint 08) → consumo transaccional (Sprint 09). El inventario se actualiza correctamente en ambas direcciones (ENTRADA en </w:t>
+              <w:t xml:space="preserve">Con Sprint 09 se cierra el ciclo: recepción transaccional (Sprint 08) </w:t>
+            </w:r>
+            <w:r>
+              <w:rPr>
+                <w:rFonts w:ascii="Calibri" w:hAnsi="Calibri"/>
+                <w:color w:val="000000"/>
+                <w:sz w:val="24"/>
+                <w:szCs w:val="32"/>
+              </w:rPr>
+              <w:t>,</w:t>
+            </w:r>
+            <w:r>
+              <w:rPr>
+                <w:rFonts w:ascii="Calibri" w:hAnsi="Calibri"/>
+                <w:color w:val="000000"/>
+                <w:sz w:val="24"/>
+                <w:szCs w:val="32"/>
+              </w:rPr>
+              <w:t xml:space="preserve"> consumo transaccional (Sprint 09). El inventario se actualiza correctamente en ambas direcciones (ENTRADA en </w:t>
             </w:r>
             <w:proofErr w:type="gramStart"/>
             <w:r>
@@ -5203,9 +5379,8 @@
                 <w:sz w:val="24"/>
                 <w:szCs w:val="32"/>
               </w:rPr>
-              <w:t xml:space="preserve"> → aprobar → </w:t>
-            </w:r>
-            <w:proofErr w:type="spellStart"/>
+              <w:t xml:space="preserve"> </w:t>
+            </w:r>
             <w:r>
               <w:rPr>
                 <w:rFonts w:ascii="Calibri" w:hAnsi="Calibri"/>
@@ -5213,9 +5388,8 @@
                 <w:sz w:val="24"/>
                 <w:szCs w:val="32"/>
               </w:rPr>
-              <w:t>recepcionar</w:t>
-            </w:r>
-            <w:proofErr w:type="spellEnd"/>
+              <w:t>,</w:t>
+            </w:r>
             <w:r>
               <w:rPr>
                 <w:rFonts w:ascii="Calibri" w:hAnsi="Calibri"/>
@@ -5223,7 +5397,63 @@
                 <w:sz w:val="24"/>
                 <w:szCs w:val="32"/>
               </w:rPr>
-              <w:t xml:space="preserve"> → consumir. Esta prueba garantizaría la integridad del ciclo completo de negocio. Debe implementarse en Sprint 10.</w:t>
+              <w:t xml:space="preserve"> aprobar </w:t>
+            </w:r>
+            <w:r>
+              <w:rPr>
+                <w:rFonts w:ascii="Calibri" w:hAnsi="Calibri"/>
+                <w:color w:val="000000"/>
+                <w:sz w:val="24"/>
+                <w:szCs w:val="32"/>
+              </w:rPr>
+              <w:t>,</w:t>
+            </w:r>
+            <w:r>
+              <w:rPr>
+                <w:rFonts w:ascii="Calibri" w:hAnsi="Calibri"/>
+                <w:color w:val="000000"/>
+                <w:sz w:val="24"/>
+                <w:szCs w:val="32"/>
+              </w:rPr>
+              <w:t xml:space="preserve"> </w:t>
+            </w:r>
+            <w:proofErr w:type="spellStart"/>
+            <w:r>
+              <w:rPr>
+                <w:rFonts w:ascii="Calibri" w:hAnsi="Calibri"/>
+                <w:color w:val="000000"/>
+                <w:sz w:val="24"/>
+                <w:szCs w:val="32"/>
+              </w:rPr>
+              <w:t>recepcionar</w:t>
+            </w:r>
+            <w:proofErr w:type="spellEnd"/>
+            <w:r>
+              <w:rPr>
+                <w:rFonts w:ascii="Calibri" w:hAnsi="Calibri"/>
+                <w:color w:val="000000"/>
+                <w:sz w:val="24"/>
+                <w:szCs w:val="32"/>
+              </w:rPr>
+              <w:t xml:space="preserve"> </w:t>
+            </w:r>
+            <w:r>
+              <w:rPr>
+                <w:rFonts w:ascii="Calibri" w:hAnsi="Calibri"/>
+                <w:color w:val="000000"/>
+                <w:sz w:val="24"/>
+                <w:szCs w:val="32"/>
+              </w:rPr>
+              <w:t>,</w:t>
+            </w:r>
+            <w:r>
+              <w:rPr>
+                <w:rFonts w:ascii="Calibri" w:hAnsi="Calibri"/>
+                <w:color w:val="000000"/>
+                <w:sz w:val="24"/>
+                <w:szCs w:val="32"/>
+              </w:rPr>
+              <w:t xml:space="preserve"> consumir. Esta prueba garantizaría la integridad del ciclo completo de negocio. Debe implementarse en Sprint 10.</w:t>
             </w:r>
           </w:p>
         </w:tc>
@@ -5385,9 +5615,8 @@
                 <w:sz w:val="24"/>
                 <w:szCs w:val="32"/>
               </w:rPr>
-              <w:t xml:space="preserve">Implementar prueba E2E completa: crear requerimiento → aprobar → </w:t>
-            </w:r>
-            <w:proofErr w:type="spellStart"/>
+              <w:t xml:space="preserve">Implementar prueba E2E completa: crear requerimiento </w:t>
+            </w:r>
             <w:r>
               <w:rPr>
                 <w:rFonts w:ascii="Calibri" w:hAnsi="Calibri"/>
@@ -5395,9 +5624,8 @@
                 <w:sz w:val="24"/>
                 <w:szCs w:val="32"/>
               </w:rPr>
-              <w:t>recepcionar</w:t>
-            </w:r>
-            <w:proofErr w:type="spellEnd"/>
+              <w:t>,</w:t>
+            </w:r>
             <w:r>
               <w:rPr>
                 <w:rFonts w:ascii="Calibri" w:hAnsi="Calibri"/>
@@ -5405,7 +5633,63 @@
                 <w:sz w:val="24"/>
                 <w:szCs w:val="32"/>
               </w:rPr>
-              <w:t xml:space="preserve"> en bodega → consumir en obra.</w:t>
+              <w:t xml:space="preserve"> aprobar </w:t>
+            </w:r>
+            <w:r>
+              <w:rPr>
+                <w:rFonts w:ascii="Calibri" w:hAnsi="Calibri"/>
+                <w:color w:val="000000"/>
+                <w:sz w:val="24"/>
+                <w:szCs w:val="32"/>
+              </w:rPr>
+              <w:t>,</w:t>
+            </w:r>
+            <w:r>
+              <w:rPr>
+                <w:rFonts w:ascii="Calibri" w:hAnsi="Calibri"/>
+                <w:color w:val="000000"/>
+                <w:sz w:val="24"/>
+                <w:szCs w:val="32"/>
+              </w:rPr>
+              <w:t xml:space="preserve"> </w:t>
+            </w:r>
+            <w:proofErr w:type="spellStart"/>
+            <w:r>
+              <w:rPr>
+                <w:rFonts w:ascii="Calibri" w:hAnsi="Calibri"/>
+                <w:color w:val="000000"/>
+                <w:sz w:val="24"/>
+                <w:szCs w:val="32"/>
+              </w:rPr>
+              <w:t>recepcionar</w:t>
+            </w:r>
+            <w:proofErr w:type="spellEnd"/>
+            <w:r>
+              <w:rPr>
+                <w:rFonts w:ascii="Calibri" w:hAnsi="Calibri"/>
+                <w:color w:val="000000"/>
+                <w:sz w:val="24"/>
+                <w:szCs w:val="32"/>
+              </w:rPr>
+              <w:t xml:space="preserve"> en bodega </w:t>
+            </w:r>
+            <w:r>
+              <w:rPr>
+                <w:rFonts w:ascii="Calibri" w:hAnsi="Calibri"/>
+                <w:color w:val="000000"/>
+                <w:sz w:val="24"/>
+                <w:szCs w:val="32"/>
+              </w:rPr>
+              <w:t>,</w:t>
+            </w:r>
+            <w:r>
+              <w:rPr>
+                <w:rFonts w:ascii="Calibri" w:hAnsi="Calibri"/>
+                <w:color w:val="000000"/>
+                <w:sz w:val="24"/>
+                <w:szCs w:val="32"/>
+              </w:rPr>
+              <w:t xml:space="preserve"> consumir en obra.</w:t>
             </w:r>
           </w:p>
         </w:tc>
@@ -5475,7 +5759,43 @@
                 <w:sz w:val="24"/>
                 <w:szCs w:val="32"/>
               </w:rPr>
-              <w:t>recepción→consumo→historial</w:t>
+              <w:t>recepción</w:t>
+            </w:r>
+            <w:r>
+              <w:rPr>
+                <w:rFonts w:ascii="Calibri" w:hAnsi="Calibri"/>
+                <w:color w:val="000000"/>
+                <w:sz w:val="24"/>
+                <w:szCs w:val="32"/>
+              </w:rPr>
+              <w:t>,</w:t>
+            </w:r>
+            <w:r>
+              <w:rPr>
+                <w:rFonts w:ascii="Calibri" w:hAnsi="Calibri"/>
+                <w:color w:val="000000"/>
+                <w:sz w:val="24"/>
+                <w:szCs w:val="32"/>
+              </w:rPr>
+              <w:t>consumo</w:t>
+            </w:r>
+            <w:r>
+              <w:rPr>
+                <w:rFonts w:ascii="Calibri" w:hAnsi="Calibri"/>
+                <w:color w:val="000000"/>
+                <w:sz w:val="24"/>
+                <w:szCs w:val="32"/>
+              </w:rPr>
+              <w:t>,</w:t>
+            </w:r>
+            <w:r>
+              <w:rPr>
+                <w:rFonts w:ascii="Calibri" w:hAnsi="Calibri"/>
+                <w:color w:val="000000"/>
+                <w:sz w:val="24"/>
+                <w:szCs w:val="32"/>
+              </w:rPr>
+              <w:t>historial</w:t>
             </w:r>
             <w:proofErr w:type="spellEnd"/>
             <w:r>
@@ -6863,7 +7183,35 @@
                 <w:rFonts w:ascii="Calibri" w:hAnsi="Calibri"/>
                 <w:color w:val="000000"/>
               </w:rPr>
-              <w:t xml:space="preserve"> → aprobar → </w:t>
+              <w:t xml:space="preserve"> </w:t>
+            </w:r>
+            <w:r>
+              <w:rPr>
+                <w:rFonts w:ascii="Calibri" w:hAnsi="Calibri"/>
+                <w:color w:val="000000"/>
+              </w:rPr>
+              <w:t>,</w:t>
+            </w:r>
+            <w:r>
+              <w:rPr>
+                <w:rFonts w:ascii="Calibri" w:hAnsi="Calibri"/>
+                <w:color w:val="000000"/>
+              </w:rPr>
+              <w:t xml:space="preserve"> aprobar </w:t>
+            </w:r>
+            <w:r>
+              <w:rPr>
+                <w:rFonts w:ascii="Calibri" w:hAnsi="Calibri"/>
+                <w:color w:val="000000"/>
+              </w:rPr>
+              <w:t>,</w:t>
+            </w:r>
+            <w:r>
+              <w:rPr>
+                <w:rFonts w:ascii="Calibri" w:hAnsi="Calibri"/>
+                <w:color w:val="000000"/>
+              </w:rPr>
+              <w:t xml:space="preserve"> </w:t>
             </w:r>
             <w:proofErr w:type="spellStart"/>
             <w:r>
@@ -6879,7 +7227,21 @@
                 <w:rFonts w:ascii="Calibri" w:hAnsi="Calibri"/>
                 <w:color w:val="000000"/>
               </w:rPr>
-              <w:t xml:space="preserve"> → consumir.</w:t>
+              <w:t xml:space="preserve"> </w:t>
+            </w:r>
+            <w:r>
+              <w:rPr>
+                <w:rFonts w:ascii="Calibri" w:hAnsi="Calibri"/>
+                <w:color w:val="000000"/>
+              </w:rPr>
+              <w:t>,</w:t>
+            </w:r>
+            <w:r>
+              <w:rPr>
+                <w:rFonts w:ascii="Calibri" w:hAnsi="Calibri"/>
+                <w:color w:val="000000"/>
+              </w:rPr>
+              <w:t xml:space="preserve"> consumir.</w:t>
             </w:r>
           </w:p>
         </w:tc>
@@ -7109,7 +7471,55 @@
                 <w:color w:val="000000"/>
                 <w:sz w:val="20"/>
               </w:rPr>
-              <w:t>EN_REVISION→APROBADO→Recepcionado→Consumido</w:t>
+              <w:t>EN_REVISION</w:t>
+            </w:r>
+            <w:r>
+              <w:rPr>
+                <w:rFonts w:ascii="Calibri" w:hAnsi="Calibri"/>
+                <w:color w:val="000000"/>
+                <w:sz w:val="20"/>
+              </w:rPr>
+              <w:t>,</w:t>
+            </w:r>
+            <w:r>
+              <w:rPr>
+                <w:rFonts w:ascii="Calibri" w:hAnsi="Calibri"/>
+                <w:color w:val="000000"/>
+                <w:sz w:val="20"/>
+              </w:rPr>
+              <w:t>APROBADO</w:t>
+            </w:r>
+            <w:r>
+              <w:rPr>
+                <w:rFonts w:ascii="Calibri" w:hAnsi="Calibri"/>
+                <w:color w:val="000000"/>
+                <w:sz w:val="20"/>
+              </w:rPr>
+              <w:t>,</w:t>
+            </w:r>
+            <w:r>
+              <w:rPr>
+                <w:rFonts w:ascii="Calibri" w:hAnsi="Calibri"/>
+                <w:color w:val="000000"/>
+                <w:sz w:val="20"/>
+              </w:rPr>
+              <w:t>Recepcionado</w:t>
+            </w:r>
+            <w:r>
+              <w:rPr>
+                <w:rFonts w:ascii="Calibri" w:hAnsi="Calibri"/>
+                <w:color w:val="000000"/>
+                <w:sz w:val="20"/>
+              </w:rPr>
+              <w:t>,</w:t>
+            </w:r>
+            <w:r>
+              <w:rPr>
+                <w:rFonts w:ascii="Calibri" w:hAnsi="Calibri"/>
+                <w:color w:val="000000"/>
+                <w:sz w:val="20"/>
+              </w:rPr>
+              <w:t>Consumido</w:t>
             </w:r>
             <w:proofErr w:type="spellEnd"/>
             <w:r>
@@ -9602,6 +10012,7 @@
   <w:style w:type="character" w:default="1" w:styleId="Fuentedeprrafopredeter">
     <w:name w:val="Default Paragraph Font"/>
     <w:uiPriority w:val="1"/>
+    <w:semiHidden/>
     <w:unhideWhenUsed/>
   </w:style>
   <w:style w:type="table" w:default="1" w:styleId="Tablanormal">
